--- a/templates/invoice_template.docx
+++ b/templates/invoice_template.docx
@@ -10,22 +10,9 @@
           <w:rFonts w:ascii="ＭＳ Ｐゴシック" w:eastAsia="ＭＳ Ｐゴシック" w:hAnsi="ＭＳ Ｐゴシック" w:cs="ＭＳ Ｐゴシック"/>
           <w:kern w:val="0"/>
           <w:sz w:val="24"/>
-          <w:lang w:eastAsia="zh-CN"/>
-          <w14:ligatures w14:val="none"/>
-        </w:rPr>
-      </w:pPr>
-      <w:r>
-        <w:rPr>
-          <w:rFonts w:ascii="ＭＳ Ｐゴシック" w:eastAsia="ＭＳ Ｐゴシック" w:hAnsi="ＭＳ Ｐゴシック" w:cs="Arial"/>
-          <w:color w:val="000000"/>
-          <w:kern w:val="0"/>
-          <w:sz w:val="22"/>
-          <w:szCs w:val="22"/>
-          <w:lang w:eastAsia="zh-CN"/>
-          <w14:ligatures w14:val="none"/>
-        </w:rPr>
-        <w:t>2025/10/2</w:t>
-      </w:r>
+          <w14:ligatures w14:val="none"/>
+        </w:rPr>
+      </w:pPr>
       <w:r>
         <w:rPr>
           <w:rFonts w:ascii="ＭＳ Ｐゴシック" w:eastAsia="ＭＳ Ｐゴシック" w:hAnsi="ＭＳ Ｐゴシック" w:cs="Arial" w:hint="eastAsia"/>
@@ -35,58 +22,55 @@
           <w:szCs w:val="22"/>
           <w14:ligatures w14:val="none"/>
         </w:rPr>
-        <w:t>7</w:t>
-      </w:r>
-    </w:p>
-    <w:p>
-      <w:pPr>
-        <w:widowControl/>
-        <w:rPr>
-          <w:rFonts w:ascii="ＭＳ Ｐゴシック" w:eastAsia="ＭＳ Ｐゴシック" w:hAnsi="ＭＳ Ｐゴシック" w:cs="ＭＳ Ｐゴシック"/>
-          <w:kern w:val="0"/>
-          <w:sz w:val="24"/>
-          <w:lang w:eastAsia="zh-CN"/>
-          <w14:ligatures w14:val="none"/>
-        </w:rPr>
-      </w:pPr>
-      <w:r>
-        <w:rPr>
-          <w:rFonts w:ascii="ＭＳ Ｐゴシック" w:eastAsia="ＭＳ Ｐゴシック" w:hAnsi="ＭＳ Ｐゴシック" w:cs="Arial"/>
-          <w:color w:val="000000"/>
-          <w:kern w:val="0"/>
-          <w:sz w:val="22"/>
-          <w:szCs w:val="22"/>
-          <w:lang w:eastAsia="zh-CN"/>
+        <w:t>{currentDate}</w:t>
+      </w:r>
+      <w:r>
+        <w:rPr>
+          <w:rFonts w:ascii="ＭＳ Ｐゴシック" w:eastAsia="ＭＳ Ｐゴシック" w:hAnsi="ＭＳ Ｐゴシック" w:cs="Arial" w:hint="eastAsia"/>
+          <w:color w:val="000000"/>
+          <w:kern w:val="0"/>
+          <w:sz w:val="22"/>
+          <w:szCs w:val="22"/>
           <w14:ligatures w14:val="none"/>
         </w:rPr>
         <w:t/>
       </w:r>
-      <w:r>
-        <w:rPr>
-          <w:rFonts w:ascii="ＭＳ Ｐゴシック" w:eastAsia="ＭＳ Ｐゴシック" w:hAnsi="ＭＳ Ｐゴシック" w:cs="Arial"/>
-          <w:color w:val="000000"/>
-          <w:kern w:val="0"/>
-          <w:sz w:val="22"/>
-          <w:szCs w:val="22"/>
-          <w:lang w:eastAsia="zh-CN"/>
-          <w14:ligatures w14:val="none"/>
-        </w:rPr>
-        <w:t/>
-      </w:r>
-    </w:p>
-    <w:p>
-      <w:pPr>
-        <w:widowControl/>
-        <w:rPr>
-          <w:rFonts w:ascii="ＭＳ Ｐゴシック" w:eastAsia="ＭＳ Ｐゴシック" w:hAnsi="ＭＳ Ｐゴシック" w:cs="ＭＳ Ｐゴシック" w:hint="eastAsia"/>
-          <w:kern w:val="0"/>
-          <w:sz w:val="24"/>
-          <w14:ligatures w14:val="none"/>
-        </w:rPr>
-      </w:pPr>
-      <w:r>
-        <w:rPr>
-          <w:rFonts w:ascii="ＭＳ Ｐゴシック" w:eastAsia="ＭＳ Ｐゴシック" w:hAnsi="ＭＳ Ｐゴシック" w:cs="Arial"/>
+    </w:p>
+    <w:p>
+      <w:pPr>
+        <w:widowControl/>
+        <w:rPr>
+          <w:rFonts w:ascii="ＭＳ Ｐゴシック" w:eastAsia="ＭＳ Ｐゴシック" w:hAnsi="ＭＳ Ｐゴシック" w:cs="ＭＳ Ｐゴシック"/>
+          <w:kern w:val="0"/>
+          <w:sz w:val="24"/>
+          <w14:ligatures w14:val="none"/>
+        </w:rPr>
+      </w:pPr>
+      <w:r>
+        <w:rPr>
+          <w:rFonts w:ascii="ＭＳ Ｐゴシック" w:eastAsia="ＭＳ Ｐゴシック" w:hAnsi="ＭＳ Ｐゴシック" w:cs="Arial" w:hint="eastAsia"/>
+          <w:color w:val="000000"/>
+          <w:kern w:val="0"/>
+          <w:sz w:val="22"/>
+          <w:szCs w:val="22"/>
+          <w14:ligatures w14:val="none"/>
+        </w:rPr>
+        <w:t>{postalCode}</w:t>
+      </w:r>
+    </w:p>
+    <w:p>
+      <w:pPr>
+        <w:widowControl/>
+        <w:rPr>
+          <w:rFonts w:ascii="ＭＳ Ｐゴシック" w:eastAsia="ＭＳ Ｐゴシック" w:hAnsi="ＭＳ Ｐゴシック" w:cs="ＭＳ Ｐゴシック"/>
+          <w:kern w:val="0"/>
+          <w:sz w:val="24"/>
+          <w14:ligatures w14:val="none"/>
+        </w:rPr>
+      </w:pPr>
+      <w:r>
+        <w:rPr>
+          <w:rFonts w:ascii="ＭＳ Ｐゴシック" w:eastAsia="ＭＳ Ｐゴシック" w:hAnsi="ＭＳ Ｐゴシック" w:cs="Arial" w:hint="eastAsia"/>
           <w:color w:val="000000"/>
           <w:kern w:val="0"/>
           <w:sz w:val="22"/>
@@ -100,33 +84,35 @@
       <w:pPr>
         <w:widowControl/>
         <w:rPr>
-          <w:rFonts w:ascii="ＭＳ Ｐゴシック" w:eastAsia="ＭＳ Ｐゴシック" w:hAnsi="ＭＳ Ｐゴシック" w:cs="ＭＳ Ｐゴシック" w:hint="eastAsia"/>
-          <w:kern w:val="0"/>
-          <w:sz w:val="24"/>
-          <w14:ligatures w14:val="none"/>
-        </w:rPr>
-      </w:pPr>
-      <w:r>
-        <w:rPr>
-          <w:rFonts w:ascii="ＭＳ Ｐゴシック" w:eastAsia="ＭＳ Ｐゴシック" w:hAnsi="ＭＳ Ｐゴシック" w:cs="Arial"/>
-          <w:color w:val="000000"/>
-          <w:kern w:val="0"/>
-          <w:sz w:val="22"/>
-          <w:szCs w:val="22"/>
-          <w14:ligatures w14:val="none"/>
-        </w:rPr>
-        <w:t/>
-      </w:r>
-      <w:r>
-        <w:rPr>
-          <w:rFonts w:ascii="ＭＳ Ｐゴシック" w:eastAsia="ＭＳ Ｐゴシック" w:hAnsi="ＭＳ Ｐゴシック" w:cs="Arial"/>
-          <w:color w:val="000000"/>
-          <w:kern w:val="0"/>
-          <w:sz w:val="22"/>
-          <w:szCs w:val="22"/>
-          <w14:ligatures w14:val="none"/>
-        </w:rPr>
-        <w:t>{companyName}　御中</w:t>
+          <w:rFonts w:ascii="ＭＳ Ｐゴシック" w:eastAsia="ＭＳ Ｐゴシック" w:hAnsi="ＭＳ Ｐゴシック" w:cs="ＭＳ Ｐゴシック"/>
+          <w:kern w:val="0"/>
+          <w:sz w:val="24"/>
+          <w14:ligatures w14:val="none"/>
+        </w:rPr>
+      </w:pPr>
+      <w:bookmarkStart w:id="0" w:name="_Hlk218708093"/>
+      <w:r>
+        <w:rPr>
+          <w:rFonts w:ascii="ＭＳ Ｐゴシック" w:eastAsia="ＭＳ Ｐゴシック" w:hAnsi="ＭＳ Ｐゴシック" w:cs="Arial" w:hint="eastAsia"/>
+          <w:color w:val="000000"/>
+          <w:kern w:val="0"/>
+          <w:sz w:val="22"/>
+          <w:szCs w:val="22"/>
+          <w14:ligatures w14:val="none"/>
+        </w:rPr>
+        <w:t>{companyName}</w:t>
+      </w:r>
+      <w:bookmarkEnd w:id="0"/>
+      <w:r>
+        <w:rPr>
+          <w:rFonts w:ascii="ＭＳ Ｐゴシック" w:eastAsia="ＭＳ Ｐゴシック" w:hAnsi="ＭＳ Ｐゴシック" w:cs="Arial"/>
+          <w:color w:val="000000"/>
+          <w:kern w:val="0"/>
+          <w:sz w:val="22"/>
+          <w:szCs w:val="22"/>
+          <w14:ligatures w14:val="none"/>
+        </w:rPr>
+        <w:t xml:space="preserve">　御中</w:t>
       </w:r>
     </w:p>
     <w:p>

--- a/templates/invoice_template.docx
+++ b/templates/invoice_template.docx
@@ -22,7 +22,7 @@
           <w:szCs w:val="22"/>
           <w14:ligatures w14:val="none"/>
         </w:rPr>
-        <w:t>{currentDate}</w:t>
+        <w:t>▼▼▼▼▼▼▼▼▼</w:t>
       </w:r>
       <w:r>
         <w:rPr>
@@ -33,7 +33,7 @@
           <w:szCs w:val="22"/>
           <w14:ligatures w14:val="none"/>
         </w:rPr>
-        <w:t/>
+        <w:t>▼</w:t>
       </w:r>
     </w:p>
     <w:p>
@@ -55,7 +55,7 @@
           <w:szCs w:val="22"/>
           <w14:ligatures w14:val="none"/>
         </w:rPr>
-        <w:t>{postalCode}</w:t>
+        <w:t>▲▲▲▲▲▲▲▲▲▲</w:t>
       </w:r>
     </w:p>
     <w:p>
@@ -77,7 +77,7 @@
           <w:szCs w:val="22"/>
           <w14:ligatures w14:val="none"/>
         </w:rPr>
-        <w:t>{address}</w:t>
+        <w:t>■■■■■■■■■■</w:t>
       </w:r>
     </w:p>
     <w:p>
@@ -100,7 +100,7 @@
           <w:szCs w:val="22"/>
           <w14:ligatures w14:val="none"/>
         </w:rPr>
-        <w:t>{companyName}</w:t>
+        <w:t>★★★★★★★★★★</w:t>
       </w:r>
       <w:bookmarkEnd w:id="0"/>
       <w:r>

--- a/templates/invoice_template.docx
+++ b/templates/invoice_template.docx
@@ -22,7 +22,7 @@
           <w:szCs w:val="22"/>
           <w14:ligatures w14:val="none"/>
         </w:rPr>
-        <w:t>▼▼▼▼▼▼▼▼▼</w:t>
+        <w:t>{currentDate}</w:t>
       </w:r>
       <w:r>
         <w:rPr>
@@ -33,7 +33,7 @@
           <w:szCs w:val="22"/>
           <w14:ligatures w14:val="none"/>
         </w:rPr>
-        <w:t>▼</w:t>
+        <w:t/>
       </w:r>
     </w:p>
     <w:p>
@@ -55,7 +55,7 @@
           <w:szCs w:val="22"/>
           <w14:ligatures w14:val="none"/>
         </w:rPr>
-        <w:t>▲▲▲▲▲▲▲▲▲▲</w:t>
+        <w:t>{postalCode}</w:t>
       </w:r>
     </w:p>
     <w:p>
@@ -77,7 +77,7 @@
           <w:szCs w:val="22"/>
           <w14:ligatures w14:val="none"/>
         </w:rPr>
-        <w:t>■■■■■■■■■■</w:t>
+        <w:t>{address}</w:t>
       </w:r>
     </w:p>
     <w:p>
@@ -100,7 +100,7 @@
           <w:szCs w:val="22"/>
           <w14:ligatures w14:val="none"/>
         </w:rPr>
-        <w:t>★★★★★★★★★★</w:t>
+        <w:t>{companyName}</w:t>
       </w:r>
       <w:bookmarkEnd w:id="0"/>
       <w:r>
@@ -207,7 +207,7 @@
           <w:szCs w:val="22"/>
           <w14:ligatures w14:val="none"/>
         </w:rPr>
-        <w:t>ｰ</w:t>
+        <w:t>‐</w:t>
       </w:r>
       <w:r>
         <w:rPr>
@@ -323,7 +323,7 @@
           <w:szCs w:val="32"/>
           <w14:ligatures w14:val="none"/>
         </w:rPr>
-        <w:t>契約書ご送付の件（ご返送のお願い）</w:t>
+        <w:t>契約書送付ならびにご返送のお願い</w:t>
       </w:r>
     </w:p>
     <w:p>

--- a/templates/invoice_template.docx
+++ b/templates/invoice_template.docx
@@ -10,22 +10,9 @@
           <w:rFonts w:ascii="ＭＳ Ｐゴシック" w:eastAsia="ＭＳ Ｐゴシック" w:hAnsi="ＭＳ Ｐゴシック" w:cs="ＭＳ Ｐゴシック"/>
           <w:kern w:val="0"/>
           <w:sz w:val="24"/>
-          <w:lang w:eastAsia="zh-CN"/>
-          <w14:ligatures w14:val="none"/>
-        </w:rPr>
-      </w:pPr>
-      <w:r>
-        <w:rPr>
-          <w:rFonts w:ascii="ＭＳ Ｐゴシック" w:eastAsia="ＭＳ Ｐゴシック" w:hAnsi="ＭＳ Ｐゴシック" w:cs="Arial"/>
-          <w:color w:val="000000"/>
-          <w:kern w:val="0"/>
-          <w:sz w:val="22"/>
-          <w:szCs w:val="22"/>
-          <w:lang w:eastAsia="zh-CN"/>
-          <w14:ligatures w14:val="none"/>
-        </w:rPr>
-        <w:t>2025/10/2</w:t>
-      </w:r>
+          <w14:ligatures w14:val="none"/>
+        </w:rPr>
+      </w:pPr>
       <w:r>
         <w:rPr>
           <w:rFonts w:ascii="ＭＳ Ｐゴシック" w:eastAsia="ＭＳ Ｐゴシック" w:hAnsi="ＭＳ Ｐゴシック" w:cs="Arial" w:hint="eastAsia"/>
@@ -35,98 +22,95 @@
           <w:szCs w:val="22"/>
           <w14:ligatures w14:val="none"/>
         </w:rPr>
-        <w:t>7</w:t>
-      </w:r>
-    </w:p>
-    <w:p>
-      <w:pPr>
-        <w:widowControl/>
-        <w:rPr>
-          <w:rFonts w:ascii="ＭＳ Ｐゴシック" w:eastAsia="ＭＳ Ｐゴシック" w:hAnsi="ＭＳ Ｐゴシック" w:cs="ＭＳ Ｐゴシック"/>
-          <w:kern w:val="0"/>
-          <w:sz w:val="24"/>
-          <w:lang w:eastAsia="zh-CN"/>
-          <w14:ligatures w14:val="none"/>
-        </w:rPr>
-      </w:pPr>
-      <w:r>
-        <w:rPr>
-          <w:rFonts w:ascii="ＭＳ Ｐゴシック" w:eastAsia="ＭＳ Ｐゴシック" w:hAnsi="ＭＳ Ｐゴシック" w:cs="Arial"/>
-          <w:color w:val="000000"/>
-          <w:kern w:val="0"/>
-          <w:sz w:val="22"/>
-          <w:szCs w:val="22"/>
-          <w:lang w:eastAsia="zh-CN"/>
+        <w:t>【今日の日付け】</w:t>
+      </w:r>
+    </w:p>
+    <w:p>
+      <w:pPr>
+        <w:widowControl/>
+        <w:rPr>
+          <w:rFonts w:ascii="ＭＳ Ｐゴシック" w:eastAsia="ＭＳ Ｐゴシック" w:hAnsi="ＭＳ Ｐゴシック" w:cs="ＭＳ Ｐゴシック" w:hint="eastAsia"/>
+          <w:kern w:val="0"/>
+          <w:sz w:val="24"/>
+          <w14:ligatures w14:val="none"/>
+        </w:rPr>
+      </w:pPr>
+      <w:r>
+        <w:rPr>
+          <w:rFonts w:ascii="ＭＳ Ｐゴシック" w:eastAsia="ＭＳ Ｐゴシック" w:hAnsi="ＭＳ Ｐゴシック" w:cs="Arial"/>
+          <w:color w:val="000000"/>
+          <w:kern w:val="0"/>
+          <w:sz w:val="22"/>
+          <w:szCs w:val="22"/>
           <w14:ligatures w14:val="none"/>
         </w:rPr>
         <w:t>〒</w:t>
       </w:r>
       <w:r>
         <w:rPr>
-          <w:rFonts w:ascii="ＭＳ Ｐゴシック" w:eastAsia="ＭＳ Ｐゴシック" w:hAnsi="ＭＳ Ｐゴシック" w:cs="Arial"/>
-          <w:color w:val="000000"/>
-          <w:kern w:val="0"/>
-          <w:sz w:val="22"/>
-          <w:szCs w:val="22"/>
-          <w:lang w:eastAsia="zh-CN"/>
-          <w14:ligatures w14:val="none"/>
-        </w:rPr>
-        <w:t>664-0012</w:t>
-      </w:r>
-    </w:p>
-    <w:p>
-      <w:pPr>
-        <w:widowControl/>
-        <w:rPr>
-          <w:rFonts w:ascii="ＭＳ Ｐゴシック" w:eastAsia="ＭＳ Ｐゴシック" w:hAnsi="ＭＳ Ｐゴシック" w:cs="ＭＳ Ｐゴシック" w:hint="eastAsia"/>
-          <w:kern w:val="0"/>
-          <w:sz w:val="24"/>
-          <w14:ligatures w14:val="none"/>
-        </w:rPr>
-      </w:pPr>
-      <w:r>
-        <w:rPr>
-          <w:rFonts w:ascii="ＭＳ Ｐゴシック" w:eastAsia="ＭＳ Ｐゴシック" w:hAnsi="ＭＳ Ｐゴシック" w:cs="Arial"/>
-          <w:color w:val="000000"/>
-          <w:kern w:val="0"/>
-          <w:sz w:val="22"/>
-          <w:szCs w:val="22"/>
-          <w14:ligatures w14:val="none"/>
-        </w:rPr>
-        <w:t>兵庫県伊丹市緑ヶ丘１丁目298</w:t>
-      </w:r>
-    </w:p>
-    <w:p>
-      <w:pPr>
-        <w:widowControl/>
-        <w:rPr>
-          <w:rFonts w:ascii="ＭＳ Ｐゴシック" w:eastAsia="ＭＳ Ｐゴシック" w:hAnsi="ＭＳ Ｐゴシック" w:cs="ＭＳ Ｐゴシック" w:hint="eastAsia"/>
-          <w:kern w:val="0"/>
-          <w:sz w:val="24"/>
-          <w14:ligatures w14:val="none"/>
-        </w:rPr>
-      </w:pPr>
-      <w:r>
-        <w:rPr>
-          <w:rFonts w:ascii="ＭＳ Ｐゴシック" w:eastAsia="ＭＳ Ｐゴシック" w:hAnsi="ＭＳ Ｐゴシック" w:cs="Arial"/>
-          <w:color w:val="000000"/>
-          <w:kern w:val="0"/>
-          <w:sz w:val="22"/>
-          <w:szCs w:val="22"/>
-          <w14:ligatures w14:val="none"/>
-        </w:rPr>
-        <w:t>株式会社</w:t>
-      </w:r>
-      <w:r>
-        <w:rPr>
-          <w:rFonts w:ascii="ＭＳ Ｐゴシック" w:eastAsia="ＭＳ Ｐゴシック" w:hAnsi="ＭＳ Ｐゴシック" w:cs="Arial"/>
-          <w:color w:val="000000"/>
-          <w:kern w:val="0"/>
-          <w:sz w:val="22"/>
-          <w:szCs w:val="22"/>
-          <w14:ligatures w14:val="none"/>
-        </w:rPr>
-        <w:t>寺田モータース　御中</w:t>
+          <w:rFonts w:ascii="ＭＳ Ｐゴシック" w:eastAsia="ＭＳ Ｐゴシック" w:hAnsi="ＭＳ Ｐゴシック" w:cs="Arial" w:hint="eastAsia"/>
+          <w:color w:val="000000"/>
+          <w:kern w:val="0"/>
+          <w:sz w:val="22"/>
+          <w:szCs w:val="22"/>
+          <w14:ligatures w14:val="none"/>
+        </w:rPr>
+        <w:t>【郵便番号】</w:t>
+      </w:r>
+    </w:p>
+    <w:p>
+      <w:pPr>
+        <w:widowControl/>
+        <w:rPr>
+          <w:rFonts w:ascii="ＭＳ Ｐゴシック" w:eastAsia="ＭＳ Ｐゴシック" w:hAnsi="ＭＳ Ｐゴシック" w:cs="ＭＳ Ｐゴシック"/>
+          <w:kern w:val="0"/>
+          <w:sz w:val="24"/>
+          <w14:ligatures w14:val="none"/>
+        </w:rPr>
+      </w:pPr>
+      <w:r>
+        <w:rPr>
+          <w:rFonts w:ascii="ＭＳ Ｐゴシック" w:eastAsia="ＭＳ Ｐゴシック" w:hAnsi="ＭＳ Ｐゴシック" w:cs="Arial" w:hint="eastAsia"/>
+          <w:color w:val="000000"/>
+          <w:kern w:val="0"/>
+          <w:sz w:val="22"/>
+          <w:szCs w:val="22"/>
+          <w14:ligatures w14:val="none"/>
+        </w:rPr>
+        <w:t>【住所】</w:t>
+      </w:r>
+    </w:p>
+    <w:p>
+      <w:pPr>
+        <w:widowControl/>
+        <w:rPr>
+          <w:rFonts w:ascii="ＭＳ Ｐゴシック" w:eastAsia="ＭＳ Ｐゴシック" w:hAnsi="ＭＳ Ｐゴシック" w:cs="ＭＳ Ｐゴシック"/>
+          <w:kern w:val="0"/>
+          <w:sz w:val="24"/>
+          <w14:ligatures w14:val="none"/>
+        </w:rPr>
+      </w:pPr>
+      <w:r>
+        <w:rPr>
+          <w:rFonts w:ascii="ＭＳ Ｐゴシック" w:eastAsia="ＭＳ Ｐゴシック" w:hAnsi="ＭＳ Ｐゴシック" w:cs="Arial" w:hint="eastAsia"/>
+          <w:color w:val="000000"/>
+          <w:kern w:val="0"/>
+          <w:sz w:val="22"/>
+          <w:szCs w:val="22"/>
+          <w14:ligatures w14:val="none"/>
+        </w:rPr>
+        <w:t>【会社名】</w:t>
+      </w:r>
+      <w:r>
+        <w:rPr>
+          <w:rFonts w:ascii="ＭＳ Ｐゴシック" w:eastAsia="ＭＳ Ｐゴシック" w:hAnsi="ＭＳ Ｐゴシック" w:cs="Arial"/>
+          <w:color w:val="000000"/>
+          <w:kern w:val="0"/>
+          <w:sz w:val="22"/>
+          <w:szCs w:val="22"/>
+          <w14:ligatures w14:val="none"/>
+        </w:rPr>
+        <w:t xml:space="preserve">　御中</w:t>
       </w:r>
     </w:p>
     <w:p>
